--- a/flood-prediction-review/jsce_en_manuscript.docx
+++ b/flood-prediction-review/jsce_en_manuscript.docx
@@ -2781,7 +2781,7 @@
           <w:rFonts w:ascii="Times New Roman" w:hAnsi="Times New Roman"/>
           <w:sz w:val="20"/>
         </w:rPr>
-        <w:t>6) Chang, Y.-L., Huang, W.-C. and Lee, Y.-H.: Flood hazard mitigation in land subsidence prone coastal areas by optimal groundwater pumping, Water Resour. Manag., 2019.</w:t>
+        <w:t>6) Chang, Y.-L., Tsai, T.-L. and Yang, J.-C.: Flood hazard mitigation in land subsidence prone coastal areas by optimal groundwater pumping, J. Flood Risk Manag., Vol. 12, e12517, 2019. doi: 10.1111/jfr3.12517</w:t>
       </w:r>
     </w:p>
     <w:p>
@@ -2805,7 +2805,7 @@
           <w:rFonts w:ascii="Times New Roman" w:hAnsi="Times New Roman"/>
           <w:sz w:val="20"/>
         </w:rPr>
-        <w:t>8) Maeno, S.: Effect of relocating the confluence of the Takahashi and Oda Rivers, J. Hydraul. Eng., JSCE, Vol. 51, pp. 613-618, 2007.</w:t>
+        <w:t>8) Maeno, S.: Effect of relocating the confluence of the Takahashi and Oda Rivers, J. Hydraul. Eng., JSCE, Vol. 51, pp. 613-618, 2007. doi: 10.2208/prohe.51.613</w:t>
       </w:r>
     </w:p>
     <w:p>
@@ -2841,7 +2841,7 @@
           <w:rFonts w:ascii="Times New Roman" w:hAnsi="Times New Roman"/>
           <w:sz w:val="20"/>
         </w:rPr>
-        <w:t>11) Berkowitz, J. F., Page, L. A. and Noble, C. V.: Forested wetland hydrology in a large Mississippi River tributary system, Wetlands, 2019.</w:t>
+        <w:t>11) Berkowitz, J. F., Johnson, D. R. and Price, J. J.: Forested wetland hydrology in a large Mississippi River tributary system, Wetlands, Vol. 40, pp. 1133-1148, 2020. doi: 10.1007/s13157-019-01249-5</w:t>
       </w:r>
     </w:p>
     <w:p>
@@ -2853,7 +2853,7 @@
           <w:rFonts w:ascii="Times New Roman" w:hAnsi="Times New Roman"/>
           <w:sz w:val="20"/>
         </w:rPr>
-        <w:t>12) Li, A. and Tsai, F. T.-C.: Understanding dynamics of groundwater flows in the Mississippi River Delta, J. Hydrol., Vol. 583, 124616, 2020.</w:t>
+        <w:t>12) Li, A. and Tsai, F. T.-C.: Understanding dynamics of groundwater flows in the Mississippi River Delta, J. Hydrol., Vol. 583, 124616, 2020. doi: 10.1016/j.jhydrol.2020.124616</w:t>
       </w:r>
     </w:p>
     <w:p>
@@ -2865,7 +2865,7 @@
           <w:rFonts w:ascii="Times New Roman" w:hAnsi="Times New Roman"/>
           <w:sz w:val="20"/>
         </w:rPr>
-        <w:t>13) Dillon, P., Stuyfzand, P., Grischek, T., Lluria, M., Pyne, R. D. G., Jain, R. C., Bear, J., Schwarz, J., Wang, W., Fernandez, E., Stefan, C., Pettenati, M., van der Gun, J., Sprenger, C., Massmann, G., Scanlon, B. R., Xanke, J., Jokela, P., Zheng, Y., Rossetto, R., Shamrukh, M., Pavelic, P., Murray, E., Ross, A., Bonilla Valverde, J. P., Palma Nava, A., Ansems, N., Posavec, K., Ha, K., Martin, R. and Sapiano, M.: Managed aquifer recharge: rediscovering nature as a leading edge technology, Water Sci. Technol., Vol. 62, No. 10, pp. 2338-2345, 2010.</w:t>
+        <w:t>13) Dillon, P., Stuyfzand, P., Grischek, T., Lluria, M., Pyne, R. D. G., Jain, R. C., Bear, J., Schwarz, J., Wang, W., Fernandez, E., Stefan, C., Pettenati, M., van der Gun, J., Sprenger, C., Massmann, G., Scanlon, B. R., Xanke, J., Jokela, P., Zheng, Y., Rossetto, R., Shamrukh, M., Pavelic, P., Murray, E., Ross, A., Bonilla Valverde, J. P., Palma Nava, A., Ansems, N., Posavec, K., Ha, K., Martin, R. and Sapiano, M.: Managed aquifer recharge: rediscovering nature as a leading edge technology, Water Sci. Technol., Vol. 62, No. 10, pp. 2338-2345, 2010. doi: 10.2166/wst.2010.444</w:t>
       </w:r>
     </w:p>
     <w:p>
@@ -2877,7 +2877,7 @@
           <w:rFonts w:ascii="Times New Roman" w:hAnsi="Times New Roman"/>
           <w:sz w:val="20"/>
         </w:rPr>
-        <w:t>14) Nishizawa Katazakai, S. and Zhang, J.: Long-term flood control in central Japan: A half-century groundwater monitoring and evaluating adaptation measures, Groundwater Sustain. Dev., Vol. 33, 101585, 2026.</w:t>
+        <w:t>14) Nishizawa Katazakai, S. and Zhang, J.: Long-term flood control in central Japan: A half-century groundwater monitoring and evaluating adaptation measures for sustainable use, Groundwater Sustain. Dev., Vol. 33, 101585, 2026. doi: 10.1016/j.gsd.2026.101585</w:t>
       </w:r>
     </w:p>
     <w:p>
@@ -2913,7 +2913,7 @@
           <w:rFonts w:ascii="Times New Roman" w:hAnsi="Times New Roman"/>
           <w:sz w:val="20"/>
         </w:rPr>
-        <w:t>17) Chang, J., Guo, A., Wang, Y. and Ha, Y.: The flood resource utilization of cascade hydropower stations based on the multi-scenario water level drawdown method, EGU General Assembly 2025, EGU25-14374.</w:t>
+        <w:t>17) Chang, J., Jing, Z., Wang, X. and Meng, X.: The flood resource utilization of cascade hydropower stations based on the multi-scenario water level drawdown method, EGU General Assembly 2025, EGU25-14374. doi: 10.5194/egusphere-egu25-14374</w:t>
       </w:r>
     </w:p>
     <w:p>
@@ -3102,6 +3102,7 @@
       <w:pgMar w:top="1417" w:right="1417" w:bottom="1417" w:left="1417" w:header="720" w:footer="720" w:gutter="0"/>
       <w:cols w:space="720"/>
       <w:docGrid w:linePitch="360"/>
+      <w:lnNumType w:countBy="1" w:restart="continuous"/>
     </w:sectPr>
   </w:body>
 </w:document>

--- a/flood-prediction-review/jsce_en_manuscript.docx
+++ b/flood-prediction-review/jsce_en_manuscript.docx
@@ -3098,6 +3098,7 @@
       </w:r>
     </w:p>
     <w:sectPr>
+      <w:footerReference w:type="default" r:id="rId9"/>
       <w:pgSz w:w="11906" w:h="16838"/>
       <w:pgMar w:top="1417" w:right="1417" w:bottom="1417" w:left="1417" w:header="720" w:footer="720" w:gutter="0"/>
       <w:cols w:space="720"/>
@@ -3106,6 +3107,26 @@
     </w:sectPr>
   </w:body>
 </w:document>
+</file>
+
+<file path=word/footer1.xml><?xml version="1.0" encoding="utf-8"?>
+<w:ftr xmlns:m="http://schemas.openxmlformats.org/officeDocument/2006/math" xmlns:mc="http://schemas.openxmlformats.org/markup-compatibility/2006" xmlns:mo="http://schemas.microsoft.com/office/mac/office/2008/main" xmlns:mv="urn:schemas-microsoft-com:mac:vml" xmlns:o="urn:schemas-microsoft-com:office:office" xmlns:r="http://schemas.openxmlformats.org/officeDocument/2006/relationships" xmlns:v="urn:schemas-microsoft-com:vml" xmlns:w10="urn:schemas-microsoft-com:office:word" xmlns:w14="http://schemas.microsoft.com/office/word/2010/wordml" xmlns:w="http://schemas.openxmlformats.org/wordprocessingml/2006/main" xmlns:wne="http://schemas.microsoft.com/office/word/2006/wordml" xmlns:wp14="http://schemas.microsoft.com/office/word/2010/wordprocessingDrawing" xmlns:wp="http://schemas.openxmlformats.org/drawingml/2006/wordprocessingDrawing" xmlns:wpc="http://schemas.microsoft.com/office/word/2010/wordprocessingCanvas" xmlns:wpg="http://schemas.microsoft.com/office/word/2010/wordprocessingGroup" xmlns:wpi="http://schemas.microsoft.com/office/word/2010/wordprocessingInk" xmlns:wps="http://schemas.microsoft.com/office/word/2010/wordprocessingShape" mc:Ignorable="w14 wp14">
+  <w:p>
+    <w:pPr>
+      <w:pStyle w:val="Footer"/>
+      <w:jc w:val="center"/>
+    </w:pPr>
+    <w:r>
+      <w:fldChar w:fldCharType="begin"/>
+    </w:r>
+    <w:r>
+      <w:instrText> PAGE </w:instrText>
+    </w:r>
+    <w:r>
+      <w:fldChar w:fldCharType="end"/>
+    </w:r>
+  </w:p>
+</w:ftr>
 </file>
 
 <file path=word/numbering.xml><?xml version="1.0" encoding="utf-8"?>

--- a/flood-prediction-review/jsce_en_manuscript.docx
+++ b/flood-prediction-review/jsce_en_manuscript.docx
@@ -2709,6 +2709,31 @@
           <w:b/>
           <w:sz w:val="28"/>
         </w:rPr>
+        <w:t>DATA AND CODE AVAILABILITY</w:t>
+      </w:r>
+    </w:p>
+    <w:p>
+      <w:pPr>
+        <w:ind w:firstLine="0"/>
+      </w:pPr>
+      <w:r>
+        <w:rPr>
+          <w:rFonts w:ascii="Times New Roman" w:hAnsi="Times New Roman"/>
+          <w:sz w:val="24"/>
+        </w:rPr>
+        <w:t>All simulation code, data processing scripts, and figure generation code used in this study are publicly available at https://github.com/bougtoir/flood-prediction-review. The hydrological and geological data used are from publicly accessible sources cited in the text.</w:t>
+      </w:r>
+    </w:p>
+    <w:p>
+      <w:pPr>
+        <w:spacing w:before="360" w:after="120"/>
+      </w:pPr>
+      <w:r>
+        <w:rPr>
+          <w:rFonts w:ascii="Times New Roman" w:hAnsi="Times New Roman"/>
+          <w:b/>
+          <w:sz w:val="28"/>
+        </w:rPr>
         <w:t>REFERENCES</w:t>
       </w:r>
     </w:p>
